--- a/app/CSR.docx
+++ b/app/CSR.docx
@@ -3134,14 +3134,29 @@
       <w:pPr>
         <w:pStyle w:val="C-BodyText"/>
       </w:pPr>
+      <w:proofErr w:type="gramStart"/>
       <w:r>
         <w:t xml:space="preserve">{{ </w:t>
       </w:r>
-      <w:r>
-        <w:t>clinical_trial_synopsis</w:t>
-      </w:r>
-      <w:r>
-        <w:t xml:space="preserve"> }}</w:t>
+      <w:proofErr w:type="spellStart"/>
+      <w:r>
+        <w:t>clinical</w:t>
+      </w:r>
+      <w:proofErr w:type="gramEnd"/>
+      <w:r>
+        <w:t>_trial_</w:t>
+      </w:r>
+      <w:proofErr w:type="gramStart"/>
+      <w:r>
+        <w:t>synopsis</w:t>
+      </w:r>
+      <w:proofErr w:type="spellEnd"/>
+      <w:r>
+        <w:t xml:space="preserve"> }</w:t>
+      </w:r>
+      <w:proofErr w:type="gramEnd"/>
+      <w:r>
+        <w:t>}</w:t>
       </w:r>
     </w:p>
     <w:p>
@@ -4533,7 +4548,25 @@
                 <w:lang w:val="en-GB"/>
               </w:rPr>
               <w:tab/>
-              <w:t>Oncology studies with test drug / placebo administered on top of standard (ie, background) treatment.</w:t>
+              <w:t>Oncology studies with test drug / placebo administered on top of standard (</w:t>
+            </w:r>
+            <w:proofErr w:type="spellStart"/>
+            <w:r>
+              <w:rPr>
+                <w:i/>
+                <w:vanish w:val="0"/>
+                <w:lang w:val="en-GB"/>
+              </w:rPr>
+              <w:t>ie</w:t>
+            </w:r>
+            <w:proofErr w:type="spellEnd"/>
+            <w:r>
+              <w:rPr>
+                <w:i/>
+                <w:vanish w:val="0"/>
+                <w:lang w:val="en-GB"/>
+              </w:rPr>
+              <w:t>, background) treatment.</w:t>
             </w:r>
           </w:p>
         </w:tc>
@@ -4754,7 +4787,20 @@
                 <w:vanish w:val="0"/>
               </w:rPr>
               <w:br/>
-              <w:t>Multi-center, randomized, double-blind, parallel-group, placebo-controlled study</w:t>
+            </w:r>
+            <w:proofErr w:type="gramStart"/>
+            <w:r>
+              <w:rPr>
+                <w:vanish w:val="0"/>
+              </w:rPr>
+              <w:t>Multi-center</w:t>
+            </w:r>
+            <w:proofErr w:type="gramEnd"/>
+            <w:r>
+              <w:rPr>
+                <w:vanish w:val="0"/>
+              </w:rPr>
+              <w:t>, randomized, double-blind, parallel-group, placebo-controlled study</w:t>
             </w:r>
           </w:p>
         </w:tc>
@@ -5313,8 +5359,16 @@
               <w:rPr>
                 <w:vanish w:val="0"/>
               </w:rPr>
-              <w:t>dd MMM yyyy</w:t>
+              <w:t xml:space="preserve">dd MMM </w:t>
             </w:r>
+            <w:proofErr w:type="spellStart"/>
+            <w:r>
+              <w:rPr>
+                <w:vanish w:val="0"/>
+              </w:rPr>
+              <w:t>yyyy</w:t>
+            </w:r>
+            <w:proofErr w:type="spellEnd"/>
           </w:p>
         </w:tc>
       </w:tr>
@@ -5392,8 +5446,16 @@
               <w:rPr>
                 <w:vanish w:val="0"/>
               </w:rPr>
-              <w:t>dd MMM yyyy</w:t>
+              <w:t xml:space="preserve">dd MMM </w:t>
             </w:r>
+            <w:proofErr w:type="spellStart"/>
+            <w:r>
+              <w:rPr>
+                <w:vanish w:val="0"/>
+              </w:rPr>
+              <w:t>yyyy</w:t>
+            </w:r>
+            <w:proofErr w:type="spellEnd"/>
             <w:r>
               <w:rPr>
                 <w:vanish w:val="0"/>
@@ -5560,11 +5622,19 @@
                 <w:vanish w:val="0"/>
               </w:rPr>
             </w:pPr>
+            <w:proofErr w:type="gramStart"/>
             <w:r>
               <w:rPr>
                 <w:vanish w:val="0"/>
               </w:rPr>
-              <w:t>Actual (randomized/assigned to treatment):</w:t>
+              <w:t>Actual</w:t>
+            </w:r>
+            <w:proofErr w:type="gramEnd"/>
+            <w:r>
+              <w:rPr>
+                <w:vanish w:val="0"/>
+              </w:rPr>
+              <w:t xml:space="preserve"> (randomized/assigned to treatment):</w:t>
             </w:r>
           </w:p>
         </w:tc>
@@ -5708,7 +5778,23 @@
                 <w:i/>
                 <w:vanish w:val="0"/>
               </w:rPr>
-              <w:t>The primary variable(s) has(ve) to be specified.</w:t>
+              <w:t>The primary variable(s) has(</w:t>
+            </w:r>
+            <w:proofErr w:type="spellStart"/>
+            <w:r>
+              <w:rPr>
+                <w:i/>
+                <w:vanish w:val="0"/>
+              </w:rPr>
+              <w:t>ve</w:t>
+            </w:r>
+            <w:proofErr w:type="spellEnd"/>
+            <w:r>
+              <w:rPr>
+                <w:i/>
+                <w:vanish w:val="0"/>
+              </w:rPr>
+              <w:t>) to be specified.</w:t>
             </w:r>
             <w:r>
               <w:rPr>
@@ -5731,8 +5817,17 @@
                 <w:i/>
                 <w:vanish w:val="0"/>
               </w:rPr>
-              <w:t>Among the following evaluations, categories not needed may be considered "not applicable.“</w:t>
+              <w:t>Among the following evaluations, categories not needed may be considered "not </w:t>
             </w:r>
+            <w:proofErr w:type="gramStart"/>
+            <w:r>
+              <w:rPr>
+                <w:i/>
+                <w:vanish w:val="0"/>
+              </w:rPr>
+              <w:t>applicable.“</w:t>
+            </w:r>
+            <w:proofErr w:type="gramEnd"/>
           </w:p>
         </w:tc>
       </w:tr>
@@ -6119,7 +6214,23 @@
           <w:i/>
           <w:vanish w:val="0"/>
         </w:rPr>
-        <w:t>Provide pertinent demographic information (age, sex, race, ethnicity) for the most relevant analysis set only (eg, primary analysis set).</w:t>
+        <w:t>Provide pertinent demographic information (age, sex, race, ethnicity) for the most relevant analysis set only (</w:t>
+      </w:r>
+      <w:proofErr w:type="spellStart"/>
+      <w:r>
+        <w:rPr>
+          <w:i/>
+          <w:vanish w:val="0"/>
+        </w:rPr>
+        <w:t>eg</w:t>
+      </w:r>
+      <w:proofErr w:type="spellEnd"/>
+      <w:r>
+        <w:rPr>
+          <w:i/>
+          <w:vanish w:val="0"/>
+        </w:rPr>
+        <w:t>, primary analysis set).</w:t>
       </w:r>
     </w:p>
     <w:p>
@@ -6275,12 +6386,21 @@
         </w:rPr>
         <w:t xml:space="preserve"> </w:t>
       </w:r>
+      <w:proofErr w:type="gramStart"/>
       <w:r>
         <w:rPr>
           <w:i/>
           <w:vanish w:val="0"/>
         </w:rPr>
-        <w:t>A brief summary of T</w:t>
+        <w:t>A brief summary</w:t>
+      </w:r>
+      <w:proofErr w:type="gramEnd"/>
+      <w:r>
+        <w:rPr>
+          <w:i/>
+          <w:vanish w:val="0"/>
+        </w:rPr>
+        <w:t xml:space="preserve"> of T</w:t>
       </w:r>
       <w:r>
         <w:rPr>
@@ -20748,35 +20868,18 @@
         <w:pStyle w:val="C-BodyText"/>
         <w:jc w:val="center"/>
       </w:pPr>
-      <w:r>
-        <w:fldChar w:fldCharType="begin"/>
-      </w:r>
-      <w:r>
-        <w:instrText xml:space="preserve"> TOC \h \z \c "Table" </w:instrText>
-      </w:r>
-      <w:r>
-        <w:fldChar w:fldCharType="separate"/>
-      </w:r>
-      <w:r>
-        <w:rPr>
-          <w:rFonts w:cs="Arial"/>
-          <w:b/>
-          <w:bCs/>
-          <w:noProof/>
-          <w:color w:val="0000FF"/>
-        </w:rPr>
-        <w:t>No table of figures entries found.</w:t>
-      </w:r>
-      <w:r>
-        <w:rPr>
-          <w:rFonts w:cs="Arial"/>
-          <w:b/>
-          <w:bCs/>
-          <w:noProof/>
-          <w:color w:val="0000FF"/>
-        </w:rPr>
-        <w:fldChar w:fldCharType="end"/>
-      </w:r>
+      <w:fldSimple w:instr=" TOC \h \z \c &quot;Table&quot; ">
+        <w:r>
+          <w:rPr>
+            <w:rFonts w:cs="Arial"/>
+            <w:b/>
+            <w:bCs/>
+            <w:noProof/>
+            <w:color w:val="0000FF"/>
+          </w:rPr>
+          <w:t>No table of figures entries found.</w:t>
+        </w:r>
+      </w:fldSimple>
     </w:p>
     <w:p>
       <w:pPr>
@@ -21304,8 +21407,13 @@
             <w:pPr>
               <w:pStyle w:val="C-TableText"/>
             </w:pPr>
+            <w:proofErr w:type="gramStart"/>
             <w:r>
-              <w:t>Other significant adverse event</w:t>
+              <w:t>Other</w:t>
+            </w:r>
+            <w:proofErr w:type="gramEnd"/>
+            <w:r>
+              <w:t xml:space="preserve"> significant adverse event</w:t>
             </w:r>
           </w:p>
         </w:tc>
@@ -21345,7 +21453,15 @@
               <w:pStyle w:val="C-TableText"/>
             </w:pPr>
             <w:r>
-              <w:t>The investigator who leads the study conduct at an individual study center.</w:t>
+              <w:t xml:space="preserve">The investigator who leads the study </w:t>
+            </w:r>
+            <w:proofErr w:type="gramStart"/>
+            <w:r>
+              <w:t>conduct</w:t>
+            </w:r>
+            <w:proofErr w:type="gramEnd"/>
+            <w:r>
+              <w:t xml:space="preserve"> at an individual study center.</w:t>
             </w:r>
             <w:r>
               <w:t xml:space="preserve"> </w:t>
@@ -21479,8 +21595,29 @@
       <w:pPr>
         <w:pStyle w:val="C-BodyText"/>
       </w:pPr>
-      <w:r>
-        <w:t>{{ iec_irb }}</w:t>
+      <w:proofErr w:type="gramStart"/>
+      <w:r>
+        <w:t xml:space="preserve">{{ </w:t>
+      </w:r>
+      <w:proofErr w:type="spellStart"/>
+      <w:r>
+        <w:t>iec</w:t>
+      </w:r>
+      <w:proofErr w:type="gramEnd"/>
+      <w:r>
+        <w:t>_</w:t>
+      </w:r>
+      <w:proofErr w:type="gramStart"/>
+      <w:r>
+        <w:t>irb</w:t>
+      </w:r>
+      <w:proofErr w:type="spellEnd"/>
+      <w:r>
+        <w:t xml:space="preserve"> }</w:t>
+      </w:r>
+      <w:proofErr w:type="gramEnd"/>
+      <w:r>
+        <w:t>}</w:t>
       </w:r>
     </w:p>
     <w:p>
@@ -21521,12 +21658,53 @@
       <w:pPr>
         <w:pStyle w:val="C-BodyText"/>
       </w:pPr>
+      <w:proofErr w:type="gramStart"/>
       <w:r>
         <w:rPr>
           <w:bCs/>
           <w:szCs w:val="24"/>
         </w:rPr>
-        <w:t>{{ ethical_conduct_of_study }}</w:t>
+        <w:t xml:space="preserve">{{ </w:t>
+      </w:r>
+      <w:proofErr w:type="spellStart"/>
+      <w:r>
+        <w:rPr>
+          <w:bCs/>
+          <w:szCs w:val="24"/>
+        </w:rPr>
+        <w:t>ethical</w:t>
+      </w:r>
+      <w:proofErr w:type="gramEnd"/>
+      <w:r>
+        <w:rPr>
+          <w:bCs/>
+          <w:szCs w:val="24"/>
+        </w:rPr>
+        <w:t>_conduct_of_</w:t>
+      </w:r>
+      <w:proofErr w:type="gramStart"/>
+      <w:r>
+        <w:rPr>
+          <w:bCs/>
+          <w:szCs w:val="24"/>
+        </w:rPr>
+        <w:t>study</w:t>
+      </w:r>
+      <w:proofErr w:type="spellEnd"/>
+      <w:r>
+        <w:rPr>
+          <w:bCs/>
+          <w:szCs w:val="24"/>
+        </w:rPr>
+        <w:t xml:space="preserve"> }</w:t>
+      </w:r>
+      <w:proofErr w:type="gramEnd"/>
+      <w:r>
+        <w:rPr>
+          <w:bCs/>
+          <w:szCs w:val="24"/>
+        </w:rPr>
+        <w:t>}</w:t>
       </w:r>
     </w:p>
     <w:p>
@@ -21562,8 +21740,29 @@
       <w:pPr>
         <w:pStyle w:val="C-BodyText"/>
       </w:pPr>
-      <w:r>
-        <w:t>{{ subject_information_and_consent }}</w:t>
+      <w:proofErr w:type="gramStart"/>
+      <w:r>
+        <w:t xml:space="preserve">{{ </w:t>
+      </w:r>
+      <w:proofErr w:type="spellStart"/>
+      <w:r>
+        <w:t>subject</w:t>
+      </w:r>
+      <w:proofErr w:type="gramEnd"/>
+      <w:r>
+        <w:t>_information_and_</w:t>
+      </w:r>
+      <w:proofErr w:type="gramStart"/>
+      <w:r>
+        <w:t>consent</w:t>
+      </w:r>
+      <w:proofErr w:type="spellEnd"/>
+      <w:r>
+        <w:t xml:space="preserve"> }</w:t>
+      </w:r>
+      <w:proofErr w:type="gramEnd"/>
+      <w:r>
+        <w:t>}</w:t>
       </w:r>
     </w:p>
     <w:p>
@@ -21694,12 +21893,14 @@
         </w:rPr>
         <w:t>&lt;&lt;</w:t>
       </w:r>
+      <w:proofErr w:type="spellStart"/>
       <w:r>
         <w:rPr>
           <w:highlight w:val="yellow"/>
         </w:rPr>
         <w:t>xxxx</w:t>
       </w:r>
+      <w:proofErr w:type="spellEnd"/>
       <w:r>
         <w:rPr>
           <w:highlight w:val="yellow"/>
@@ -21820,7 +22021,21 @@
         <w:rPr>
           <w:highlight w:val="yellow"/>
         </w:rPr>
-        <w:t>The signature of the principal investigator is located in Section 16.1.5</w:t>
+        <w:t xml:space="preserve">The signature of the principal investigator </w:t>
+      </w:r>
+      <w:proofErr w:type="gramStart"/>
+      <w:r>
+        <w:rPr>
+          <w:highlight w:val="yellow"/>
+        </w:rPr>
+        <w:t>is located in</w:t>
+      </w:r>
+      <w:proofErr w:type="gramEnd"/>
+      <w:r>
+        <w:rPr>
+          <w:highlight w:val="yellow"/>
+        </w:rPr>
+        <w:t xml:space="preserve"> Section 16.1.5</w:t>
       </w:r>
       <w:r>
         <w:t>.</w:t>
@@ -21842,7 +22057,21 @@
         <w:rPr>
           <w:highlight w:val="yellow"/>
         </w:rPr>
-        <w:t xml:space="preserve">The principal investigator name was also responsible for the review and approval of this study report. The </w:t>
+        <w:t xml:space="preserve">The principal </w:t>
+      </w:r>
+      <w:proofErr w:type="gramStart"/>
+      <w:r>
+        <w:rPr>
+          <w:highlight w:val="yellow"/>
+        </w:rPr>
+        <w:t>investigator</w:t>
+      </w:r>
+      <w:proofErr w:type="gramEnd"/>
+      <w:r>
+        <w:rPr>
+          <w:highlight w:val="yellow"/>
+        </w:rPr>
+        <w:t xml:space="preserve"> name was also responsible for the review and approval of this study report. The </w:t>
       </w:r>
       <w:bookmarkStart w:id="43" w:name="OLE_LINK4"/>
       <w:r>
@@ -21881,13 +22110,27 @@
         <w:rPr>
           <w:highlight w:val="yellow"/>
         </w:rPr>
-        <w:t xml:space="preserve"> investigator is </w:t>
-      </w:r>
-      <w:r>
-        <w:rPr>
-          <w:highlight w:val="yellow"/>
-        </w:rPr>
-        <w:t xml:space="preserve">located in </w:t>
+        <w:t xml:space="preserve"> investigator </w:t>
+      </w:r>
+      <w:proofErr w:type="gramStart"/>
+      <w:r>
+        <w:rPr>
+          <w:highlight w:val="yellow"/>
+        </w:rPr>
+        <w:t xml:space="preserve">is </w:t>
+      </w:r>
+      <w:r>
+        <w:rPr>
+          <w:highlight w:val="yellow"/>
+        </w:rPr>
+        <w:t>located in</w:t>
+      </w:r>
+      <w:proofErr w:type="gramEnd"/>
+      <w:r>
+        <w:rPr>
+          <w:highlight w:val="yellow"/>
+        </w:rPr>
+        <w:t xml:space="preserve"> </w:t>
       </w:r>
       <w:r>
         <w:rPr>
@@ -21967,7 +22210,21 @@
         <w:rPr>
           <w:highlight w:val="yellow"/>
         </w:rPr>
-        <w:t xml:space="preserve">The signature of the coordinating investigator is located in </w:t>
+        <w:t xml:space="preserve">The signature of the coordinating investigator </w:t>
+      </w:r>
+      <w:proofErr w:type="gramStart"/>
+      <w:r>
+        <w:rPr>
+          <w:highlight w:val="yellow"/>
+        </w:rPr>
+        <w:t>is located in</w:t>
+      </w:r>
+      <w:proofErr w:type="gramEnd"/>
+      <w:r>
+        <w:rPr>
+          <w:highlight w:val="yellow"/>
+        </w:rPr>
+        <w:t xml:space="preserve"> </w:t>
       </w:r>
       <w:r>
         <w:rPr>
@@ -22013,14 +22270,42 @@
         <w:rPr>
           <w:highlight w:val="yellow"/>
         </w:rPr>
-        <w:t xml:space="preserve"> was appointed as “Leiter der klinischen Prüfung” (clinical trial director) according to German Drug Law.</w:t>
-      </w:r>
+        <w:t xml:space="preserve"> was appointed as “Leiter der </w:t>
+      </w:r>
+      <w:proofErr w:type="spellStart"/>
+      <w:r>
+        <w:rPr>
+          <w:highlight w:val="yellow"/>
+        </w:rPr>
+        <w:t>klinischen</w:t>
+      </w:r>
+      <w:proofErr w:type="spellEnd"/>
       <w:r>
         <w:rPr>
           <w:highlight w:val="yellow"/>
         </w:rPr>
         <w:t xml:space="preserve"> </w:t>
       </w:r>
+      <w:proofErr w:type="spellStart"/>
+      <w:r>
+        <w:rPr>
+          <w:highlight w:val="yellow"/>
+        </w:rPr>
+        <w:t>Prüfung</w:t>
+      </w:r>
+      <w:proofErr w:type="spellEnd"/>
+      <w:r>
+        <w:rPr>
+          <w:highlight w:val="yellow"/>
+        </w:rPr>
+        <w:t>” (clinical trial director) according to German Drug Law.</w:t>
+      </w:r>
+      <w:r>
+        <w:rPr>
+          <w:highlight w:val="yellow"/>
+        </w:rPr>
+        <w:t xml:space="preserve"> </w:t>
+      </w:r>
     </w:p>
     <w:p>
       <w:pPr>
@@ -22033,13 +22318,27 @@
         <w:rPr>
           <w:highlight w:val="yellow"/>
         </w:rPr>
-        <w:t xml:space="preserve">Lists of each center’s principal investigator, sponsor’s personnel, and other important participants in the study are </w:t>
-      </w:r>
-      <w:r>
-        <w:rPr>
-          <w:highlight w:val="yellow"/>
-        </w:rPr>
-        <w:t xml:space="preserve">located in </w:t>
+        <w:t xml:space="preserve">Lists of each center’s principal investigator, sponsor’s personnel, and other important participants in the study </w:t>
+      </w:r>
+      <w:proofErr w:type="gramStart"/>
+      <w:r>
+        <w:rPr>
+          <w:highlight w:val="yellow"/>
+        </w:rPr>
+        <w:t xml:space="preserve">are </w:t>
+      </w:r>
+      <w:r>
+        <w:rPr>
+          <w:highlight w:val="yellow"/>
+        </w:rPr>
+        <w:t>located in</w:t>
+      </w:r>
+      <w:proofErr w:type="gramEnd"/>
+      <w:r>
+        <w:rPr>
+          <w:highlight w:val="yellow"/>
+        </w:rPr>
+        <w:t xml:space="preserve"> </w:t>
       </w:r>
       <w:r>
         <w:rPr>
@@ -22464,18 +22763,30 @@
       <w:pPr>
         <w:pStyle w:val="C-BodyText"/>
       </w:pPr>
+      <w:proofErr w:type="gramStart"/>
       <w:r>
         <w:t>{</w:t>
       </w:r>
       <w:r>
         <w:t xml:space="preserve">{ </w:t>
       </w:r>
-      <w:r>
-        <w:t>study_objectives</w:t>
-      </w:r>
+      <w:proofErr w:type="spellStart"/>
+      <w:r>
+        <w:t>study</w:t>
+      </w:r>
+      <w:proofErr w:type="gramEnd"/>
+      <w:r>
+        <w:t>_</w:t>
+      </w:r>
+      <w:proofErr w:type="gramStart"/>
+      <w:r>
+        <w:t>objectives</w:t>
+      </w:r>
+      <w:proofErr w:type="spellEnd"/>
       <w:r>
         <w:t xml:space="preserve"> }</w:t>
       </w:r>
+      <w:proofErr w:type="gramEnd"/>
       <w:r>
         <w:t>}</w:t>
       </w:r>
@@ -22692,18 +23003,30 @@
       <w:pPr>
         <w:pStyle w:val="C-BodyText"/>
       </w:pPr>
+      <w:proofErr w:type="gramStart"/>
       <w:r>
         <w:t>{</w:t>
       </w:r>
       <w:r>
         <w:t xml:space="preserve">{ </w:t>
       </w:r>
-      <w:r>
-        <w:t>O_study_design</w:t>
-      </w:r>
+      <w:proofErr w:type="spellStart"/>
+      <w:r>
+        <w:t>O</w:t>
+      </w:r>
+      <w:proofErr w:type="gramEnd"/>
+      <w:r>
+        <w:t>_study_</w:t>
+      </w:r>
+      <w:proofErr w:type="gramStart"/>
+      <w:r>
+        <w:t>design</w:t>
+      </w:r>
+      <w:proofErr w:type="spellEnd"/>
       <w:r>
         <w:t xml:space="preserve"> }</w:t>
       </w:r>
+      <w:proofErr w:type="gramEnd"/>
       <w:r>
         <w:t>}</w:t>
       </w:r>
@@ -22973,18 +23296,30 @@
       <w:pPr>
         <w:pStyle w:val="C-BodyText"/>
       </w:pPr>
+      <w:proofErr w:type="gramStart"/>
       <w:r>
         <w:t>{</w:t>
       </w:r>
       <w:r>
         <w:t xml:space="preserve">{ </w:t>
       </w:r>
-      <w:r>
-        <w:t>D_study_design</w:t>
-      </w:r>
+      <w:proofErr w:type="spellStart"/>
+      <w:r>
+        <w:t>D</w:t>
+      </w:r>
+      <w:proofErr w:type="gramEnd"/>
+      <w:r>
+        <w:t>_study_</w:t>
+      </w:r>
+      <w:proofErr w:type="gramStart"/>
+      <w:r>
+        <w:t>design</w:t>
+      </w:r>
+      <w:proofErr w:type="spellEnd"/>
       <w:r>
         <w:t xml:space="preserve"> }</w:t>
       </w:r>
+      <w:proofErr w:type="gramEnd"/>
       <w:r>
         <w:t>}</w:t>
       </w:r>
@@ -23177,23 +23512,38 @@
         <w:ind w:left="360"/>
       </w:pPr>
       <w:bookmarkStart w:id="81" w:name="_Hlk220057782"/>
+      <w:proofErr w:type="gramStart"/>
       <w:r>
         <w:t>{{</w:t>
       </w:r>
       <w:r>
         <w:t xml:space="preserve"> </w:t>
       </w:r>
-      <w:r>
-        <w:t>inclusion_criter</w:t>
+      <w:proofErr w:type="spellStart"/>
+      <w:r>
+        <w:t>inclusion</w:t>
+      </w:r>
+      <w:proofErr w:type="gramEnd"/>
+      <w:r>
+        <w:t>_</w:t>
+      </w:r>
+      <w:proofErr w:type="gramStart"/>
+      <w:r>
+        <w:t>criter</w:t>
       </w:r>
       <w:r>
         <w:t>ia</w:t>
       </w:r>
+      <w:proofErr w:type="spellEnd"/>
       <w:r>
         <w:t xml:space="preserve"> </w:t>
       </w:r>
       <w:r>
-        <w:t>}}</w:t>
+        <w:t>}</w:t>
+      </w:r>
+      <w:proofErr w:type="gramEnd"/>
+      <w:r>
+        <w:t>}</w:t>
       </w:r>
     </w:p>
     <w:p>
@@ -23237,26 +23587,41 @@
         </w:numPr>
         <w:ind w:left="360"/>
       </w:pPr>
+      <w:proofErr w:type="gramStart"/>
       <w:r>
         <w:t>{{</w:t>
       </w:r>
       <w:r>
         <w:t xml:space="preserve"> </w:t>
       </w:r>
+      <w:proofErr w:type="spellStart"/>
       <w:r>
         <w:t>ex</w:t>
       </w:r>
       <w:r>
-        <w:t>clusion_criteri</w:t>
+        <w:t>clusion</w:t>
+      </w:r>
+      <w:proofErr w:type="gramEnd"/>
+      <w:r>
+        <w:t>_</w:t>
+      </w:r>
+      <w:proofErr w:type="gramStart"/>
+      <w:r>
+        <w:t>criteri</w:t>
       </w:r>
       <w:r>
         <w:t>a</w:t>
       </w:r>
+      <w:proofErr w:type="spellEnd"/>
       <w:r>
         <w:t xml:space="preserve"> </w:t>
       </w:r>
       <w:r>
-        <w:t>}}</w:t>
+        <w:t>}</w:t>
+      </w:r>
+      <w:proofErr w:type="gramEnd"/>
+      <w:r>
+        <w:t>}</w:t>
       </w:r>
     </w:p>
     <w:p>
@@ -23291,17 +23656,32 @@
         <w:pStyle w:val="C-BodyText"/>
       </w:pPr>
       <w:r>
-        <w:t xml:space="preserve">       {</w:t>
+        <w:t xml:space="preserve">       </w:t>
+      </w:r>
+      <w:proofErr w:type="gramStart"/>
+      <w:r>
+        <w:t>{</w:t>
       </w:r>
       <w:r>
         <w:t xml:space="preserve">{ </w:t>
       </w:r>
-      <w:r>
-        <w:t>subject_withdrawal_criteria</w:t>
-      </w:r>
+      <w:proofErr w:type="spellStart"/>
+      <w:r>
+        <w:t>subject</w:t>
+      </w:r>
+      <w:proofErr w:type="gramEnd"/>
+      <w:r>
+        <w:t>_withdrawal_</w:t>
+      </w:r>
+      <w:proofErr w:type="gramStart"/>
+      <w:r>
+        <w:t>criteria</w:t>
+      </w:r>
+      <w:proofErr w:type="spellEnd"/>
       <w:r>
         <w:t xml:space="preserve"> }</w:t>
       </w:r>
+      <w:proofErr w:type="gramEnd"/>
       <w:r>
         <w:t>}</w:t>
       </w:r>
@@ -25358,7 +25738,21 @@
         <w:rPr>
           <w:highlight w:val="yellow"/>
         </w:rPr>
-        <w:t>The report was to be submitted within the same timelines as an SAE, although a pregnancy per se is not considered an SAE.</w:t>
+        <w:t xml:space="preserve">The report was to be submitted within the same </w:t>
+      </w:r>
+      <w:proofErr w:type="gramStart"/>
+      <w:r>
+        <w:rPr>
+          <w:highlight w:val="yellow"/>
+        </w:rPr>
+        <w:t>timelines</w:t>
+      </w:r>
+      <w:proofErr w:type="gramEnd"/>
+      <w:r>
+        <w:rPr>
+          <w:highlight w:val="yellow"/>
+        </w:rPr>
+        <w:t xml:space="preserve"> as an SAE, although a pregnancy per se is not considered an SAE.</w:t>
       </w:r>
       <w:r>
         <w:rPr>
@@ -25378,7 +25772,21 @@
         <w:rPr>
           <w:highlight w:val="yellow"/>
         </w:rPr>
-        <w:t>For a study subject, the outcome of the pregnancy was to be followed up and any abnormal outcome of the mother or the child was to be reported.</w:t>
+        <w:t xml:space="preserve">For a study subject, the outcome of the pregnancy was to be followed </w:t>
+      </w:r>
+      <w:proofErr w:type="gramStart"/>
+      <w:r>
+        <w:rPr>
+          <w:highlight w:val="yellow"/>
+        </w:rPr>
+        <w:t>up</w:t>
+      </w:r>
+      <w:proofErr w:type="gramEnd"/>
+      <w:r>
+        <w:rPr>
+          <w:highlight w:val="yellow"/>
+        </w:rPr>
+        <w:t xml:space="preserve"> and any abnormal outcome of the mother or the child was to be reported.</w:t>
       </w:r>
     </w:p>
     <w:p>
@@ -27167,7 +27575,21 @@
         <w:rPr>
           <w:highlight w:val="yellow"/>
         </w:rPr>
-        <w:t>The minimum time period before study start without hormone therapy was shortened from 8 weeks to 6 weeks (exclusion criterion 12)</w:t>
+        <w:t xml:space="preserve">The minimum </w:t>
+      </w:r>
+      <w:proofErr w:type="gramStart"/>
+      <w:r>
+        <w:rPr>
+          <w:highlight w:val="yellow"/>
+        </w:rPr>
+        <w:t>time period</w:t>
+      </w:r>
+      <w:proofErr w:type="gramEnd"/>
+      <w:r>
+        <w:rPr>
+          <w:highlight w:val="yellow"/>
+        </w:rPr>
+        <w:t xml:space="preserve"> before study start without hormone therapy was shortened from 8 weeks to 6 weeks (exclusion criterion 12)</w:t>
       </w:r>
     </w:p>
     <w:p>
@@ -27388,7 +27810,21 @@
         <w:rPr>
           <w:highlight w:val="yellow"/>
         </w:rPr>
-        <w:t>Table 14.1.xy:</w:t>
+        <w:t>Table 14.</w:t>
+      </w:r>
+      <w:proofErr w:type="gramStart"/>
+      <w:r>
+        <w:rPr>
+          <w:highlight w:val="yellow"/>
+        </w:rPr>
+        <w:t>1.xy</w:t>
+      </w:r>
+      <w:proofErr w:type="gramEnd"/>
+      <w:r>
+        <w:rPr>
+          <w:highlight w:val="yellow"/>
+        </w:rPr>
+        <w:t>:</w:t>
       </w:r>
       <w:r>
         <w:rPr>
@@ -27602,7 +28038,7 @@
           <v:shape id="_x0000_i1025" type="#_x0000_t75" style="width:490pt;height:490.5pt" o:ole="" fillcolor="window">
             <v:imagedata r:id="rId24" o:title="" croptop="-442f" cropbottom="18132f" cropright="19895f"/>
           </v:shape>
-          <o:OLEObject Type="Embed" ProgID="Visio.Drawing.11" ShapeID="_x0000_i1025" DrawAspect="Content" ObjectID="_1831653838" r:id="rId25"/>
+          <o:OLEObject Type="Embed" ProgID="Visio.Drawing.11" ShapeID="_x0000_i1025" DrawAspect="Content" ObjectID="_1832939279" r:id="rId25"/>
         </w:object>
       </w:r>
     </w:p>
@@ -27620,7 +28056,15 @@
       </w:r>
       <w:bookmarkEnd w:id="253"/>
       <w:r>
-        <w:t xml:space="preserve"> [Premature Unblindings and Other Deviations at the Study Site]</w:t>
+        <w:t xml:space="preserve"> [Premature </w:t>
+      </w:r>
+      <w:proofErr w:type="spellStart"/>
+      <w:r>
+        <w:t>Unblindings</w:t>
+      </w:r>
+      <w:proofErr w:type="spellEnd"/>
+      <w:r>
+        <w:t xml:space="preserve"> and Other Deviations at the Study Site]</w:t>
       </w:r>
       <w:bookmarkEnd w:id="254"/>
       <w:bookmarkEnd w:id="255"/>
@@ -27784,7 +28228,21 @@
         <w:rPr>
           <w:highlight w:val="yellow"/>
         </w:rPr>
-        <w:t xml:space="preserve">A listing of subjects who deviated from the protocol can be found in Section </w:t>
+        <w:t xml:space="preserve">A listing of </w:t>
+      </w:r>
+      <w:proofErr w:type="gramStart"/>
+      <w:r>
+        <w:rPr>
+          <w:highlight w:val="yellow"/>
+        </w:rPr>
+        <w:t>subjects who</w:t>
+      </w:r>
+      <w:proofErr w:type="gramEnd"/>
+      <w:r>
+        <w:rPr>
+          <w:highlight w:val="yellow"/>
+        </w:rPr>
+        <w:t xml:space="preserve"> deviated from the protocol can be found in Section </w:t>
       </w:r>
       <w:r>
         <w:rPr>
@@ -27829,7 +28287,15 @@
       <w:bookmarkStart w:id="264" w:name="_Toc132177140"/>
       <w:bookmarkStart w:id="265" w:name="_Toc188472720"/>
       <w:r>
-        <w:t>Premature Emergency Unblindings at the Study Site</w:t>
+        <w:t xml:space="preserve">Premature Emergency </w:t>
+      </w:r>
+      <w:proofErr w:type="spellStart"/>
+      <w:r>
+        <w:t>Unblindings</w:t>
+      </w:r>
+      <w:proofErr w:type="spellEnd"/>
+      <w:r>
+        <w:t xml:space="preserve"> at the Study Site</w:t>
       </w:r>
       <w:bookmarkEnd w:id="262"/>
       <w:bookmarkEnd w:id="263"/>
@@ -28183,7 +28649,21 @@
         <w:rPr>
           <w:highlight w:val="yellow"/>
         </w:rPr>
-        <w:t xml:space="preserve">A subject listing of demographics and baseline characteristics can be found in Section </w:t>
+        <w:t xml:space="preserve">A subject </w:t>
+      </w:r>
+      <w:proofErr w:type="gramStart"/>
+      <w:r>
+        <w:rPr>
+          <w:highlight w:val="yellow"/>
+        </w:rPr>
+        <w:t>listing of</w:t>
+      </w:r>
+      <w:proofErr w:type="gramEnd"/>
+      <w:r>
+        <w:rPr>
+          <w:highlight w:val="yellow"/>
+        </w:rPr>
+        <w:t xml:space="preserve"> demographics and baseline characteristics can be found in Section </w:t>
       </w:r>
       <w:r>
         <w:rPr>
@@ -30682,6 +31162,7 @@
         </w:rPr>
         <w:t xml:space="preserve"> and analyzed within </w:t>
       </w:r>
+      <w:proofErr w:type="gramStart"/>
       <w:r>
         <w:rPr>
           <w:szCs w:val="24"/>
@@ -30689,6 +31170,7 @@
         </w:rPr>
         <w:t>time period</w:t>
       </w:r>
+      <w:proofErr w:type="gramEnd"/>
       <w:r>
         <w:rPr>
           <w:highlight w:val="yellow"/>
@@ -30718,7 +31200,21 @@
         <w:rPr>
           <w:highlight w:val="yellow"/>
         </w:rPr>
-        <w:t xml:space="preserve"> stable for this time period.</w:t>
+        <w:t xml:space="preserve"> stable for this </w:t>
+      </w:r>
+      <w:proofErr w:type="gramStart"/>
+      <w:r>
+        <w:rPr>
+          <w:highlight w:val="yellow"/>
+        </w:rPr>
+        <w:t>time period</w:t>
+      </w:r>
+      <w:proofErr w:type="gramEnd"/>
+      <w:r>
+        <w:rPr>
+          <w:highlight w:val="yellow"/>
+        </w:rPr>
+        <w:t>.</w:t>
       </w:r>
       <w:r>
         <w:rPr>
@@ -30874,14 +31370,30 @@
         <w:rPr>
           <w:highlight w:val="yellow"/>
         </w:rPr>
-        <w:t>The pharmacokinetic parameters were calculated in accordance with current Sponsor guidelines using the model-independent (compartment-free) method and the Pharmacokinetic Software WinNonlin (Version </w:t>
-      </w:r>
+        <w:t xml:space="preserve">The pharmacokinetic parameters were calculated in accordance with current Sponsor guidelines using the model-independent (compartment-free) method and the Pharmacokinetic Software </w:t>
+      </w:r>
+      <w:proofErr w:type="spellStart"/>
+      <w:r>
+        <w:rPr>
+          <w:highlight w:val="yellow"/>
+        </w:rPr>
+        <w:t>WinNonlin</w:t>
+      </w:r>
+      <w:proofErr w:type="spellEnd"/>
+      <w:r>
+        <w:rPr>
+          <w:highlight w:val="yellow"/>
+        </w:rPr>
+        <w:t xml:space="preserve"> (Version </w:t>
+      </w:r>
+      <w:proofErr w:type="spellStart"/>
       <w:r>
         <w:rPr>
           <w:highlight w:val="yellow"/>
         </w:rPr>
         <w:t>xy</w:t>
       </w:r>
+      <w:proofErr w:type="spellEnd"/>
       <w:r>
         <w:rPr>
           <w:highlight w:val="yellow"/>
@@ -31852,7 +32364,21 @@
         <w:rPr>
           <w:highlight w:val="yellow"/>
         </w:rPr>
-        <w:t xml:space="preserve">The two-sided 90% confidence intervals for the primary parameters, resulting from an ANOVA model are given in </w:t>
+        <w:t xml:space="preserve">The two-sided 90% confidence intervals for the primary parameters, resulting from an ANOVA </w:t>
+      </w:r>
+      <w:proofErr w:type="gramStart"/>
+      <w:r>
+        <w:rPr>
+          <w:highlight w:val="yellow"/>
+        </w:rPr>
+        <w:t>model</w:t>
+      </w:r>
+      <w:proofErr w:type="gramEnd"/>
+      <w:r>
+        <w:rPr>
+          <w:highlight w:val="yellow"/>
+        </w:rPr>
+        <w:t xml:space="preserve"> are given in </w:t>
       </w:r>
       <w:r>
         <w:rPr>
@@ -31900,11 +32426,19 @@
           <w:highlight w:val="yellow"/>
         </w:rPr>
       </w:pPr>
-      <w:r>
-        <w:rPr>
-          <w:highlight w:val="yellow"/>
-        </w:rPr>
-        <w:t xml:space="preserve">A more detailed documentation of the statistical analyses is given in </w:t>
+      <w:proofErr w:type="gramStart"/>
+      <w:r>
+        <w:rPr>
+          <w:highlight w:val="yellow"/>
+        </w:rPr>
+        <w:t>A more</w:t>
+      </w:r>
+      <w:proofErr w:type="gramEnd"/>
+      <w:r>
+        <w:rPr>
+          <w:highlight w:val="yellow"/>
+        </w:rPr>
+        <w:t xml:space="preserve"> detailed documentation of the statistical analyses is given in </w:t>
       </w:r>
       <w:r>
         <w:rPr>
@@ -32127,11 +32661,19 @@
       <w:pPr>
         <w:pStyle w:val="C-BodyText"/>
       </w:pPr>
-      <w:r>
-        <w:rPr>
-          <w:highlight w:val="yellow"/>
-        </w:rPr>
-        <w:t xml:space="preserve">A more detailed documentation of the statistical </w:t>
+      <w:proofErr w:type="gramStart"/>
+      <w:r>
+        <w:rPr>
+          <w:highlight w:val="yellow"/>
+        </w:rPr>
+        <w:t>A more</w:t>
+      </w:r>
+      <w:proofErr w:type="gramEnd"/>
+      <w:r>
+        <w:rPr>
+          <w:highlight w:val="yellow"/>
+        </w:rPr>
+        <w:t xml:space="preserve"> detailed documentation of the statistical </w:t>
       </w:r>
       <w:r>
         <w:rPr>
@@ -33125,7 +33667,39 @@
           <w:highlight w:val="yellow"/>
           <w:lang w:val="en-AU"/>
         </w:rPr>
-        <w:t>As expected owing to the nature of the disease and the duration of the observation period, the majority of subjects in all three treatment groups was affected by at least one TEAE of any nature; frequencies ranged from 89.9% (Treatment B) to 95.2% (Treatment C) of subjects being affected.</w:t>
+        <w:t xml:space="preserve">As </w:t>
+      </w:r>
+      <w:proofErr w:type="gramStart"/>
+      <w:r>
+        <w:rPr>
+          <w:highlight w:val="yellow"/>
+          <w:lang w:val="en-AU"/>
+        </w:rPr>
+        <w:t>expected</w:t>
+      </w:r>
+      <w:proofErr w:type="gramEnd"/>
+      <w:r>
+        <w:rPr>
+          <w:highlight w:val="yellow"/>
+          <w:lang w:val="en-AU"/>
+        </w:rPr>
+        <w:t xml:space="preserve"> owing to the nature of the disease and the duration of the observation period, </w:t>
+      </w:r>
+      <w:proofErr w:type="gramStart"/>
+      <w:r>
+        <w:rPr>
+          <w:highlight w:val="yellow"/>
+          <w:lang w:val="en-AU"/>
+        </w:rPr>
+        <w:t>the majority of</w:t>
+      </w:r>
+      <w:proofErr w:type="gramEnd"/>
+      <w:r>
+        <w:rPr>
+          <w:highlight w:val="yellow"/>
+          <w:lang w:val="en-AU"/>
+        </w:rPr>
+        <w:t xml:space="preserve"> subjects in all three treatment groups was affected by at least one TEAE of any nature; frequencies ranged from 89.9% (Treatment B) to 95.2% (Treatment C) of subjects being affected.</w:t>
       </w:r>
       <w:r>
         <w:rPr>
@@ -33794,20 +34368,52 @@
           <w:highlight w:val="yellow"/>
           <w:lang w:val="en-AU"/>
         </w:rPr>
-        <w:t>For Treatment A, the most frequently reported TEAEs were breast pain (20.0% of the subjects), followed by hemorrhage (15.8%), vaginal hemorrhage (14.7%) and abdominal pain (10.8%).</w:t>
-      </w:r>
-    </w:p>
-    <w:p>
-      <w:pPr>
-        <w:pStyle w:val="C-InstructionText"/>
-        <w:rPr>
+        <w:t xml:space="preserve">For Treatment A, the most frequently reported TEAEs were breast pain (20.0% of the subjects), followed by </w:t>
+      </w:r>
+      <w:proofErr w:type="spellStart"/>
+      <w:r>
+        <w:rPr>
+          <w:highlight w:val="yellow"/>
           <w:lang w:val="en-AU"/>
         </w:rPr>
-      </w:pPr>
-      <w:r>
-        <w:rPr>
+        <w:t>hemorrhage</w:t>
+      </w:r>
+      <w:proofErr w:type="spellEnd"/>
+      <w:r>
+        <w:rPr>
+          <w:highlight w:val="yellow"/>
           <w:lang w:val="en-AU"/>
         </w:rPr>
+        <w:t xml:space="preserve"> (15.8%), vaginal </w:t>
+      </w:r>
+      <w:proofErr w:type="spellStart"/>
+      <w:r>
+        <w:rPr>
+          <w:highlight w:val="yellow"/>
+          <w:lang w:val="en-AU"/>
+        </w:rPr>
+        <w:t>hemorrhage</w:t>
+      </w:r>
+      <w:proofErr w:type="spellEnd"/>
+      <w:r>
+        <w:rPr>
+          <w:highlight w:val="yellow"/>
+          <w:lang w:val="en-AU"/>
+        </w:rPr>
+        <w:t xml:space="preserve"> (14.7%) and abdominal pain (10.8%).</w:t>
+      </w:r>
+    </w:p>
+    <w:p>
+      <w:pPr>
+        <w:pStyle w:val="C-InstructionText"/>
+        <w:rPr>
+          <w:lang w:val="en-AU"/>
+        </w:rPr>
+      </w:pPr>
+      <w:r>
+        <w:rPr>
+          <w:lang w:val="en-AU"/>
+        </w:rPr>
         <w:t xml:space="preserve">Causal relationship to study treatment as assessed by the investigator </w:t>
       </w:r>
     </w:p>
@@ -33891,20 +34497,36 @@
           <w:highlight w:val="yellow"/>
           <w:lang w:val="en-AU"/>
         </w:rPr>
-        <w:t xml:space="preserve"> TEAEs were breast pain (19.6% subjects [Treatment A] to 22.0% subjects [Treatment B]) and vaginal hemorrhage (14.3% subjects [Treatment C] to 17.8% subjects [Treatment B]).</w:t>
-      </w:r>
-    </w:p>
-    <w:p>
-      <w:pPr>
-        <w:pStyle w:val="C-InstructionText"/>
-        <w:rPr>
+        <w:t xml:space="preserve"> TEAEs were breast pain (19.6% subjects [Treatment A] to 22.0% subjects [Treatment B]) and vaginal </w:t>
+      </w:r>
+      <w:proofErr w:type="spellStart"/>
+      <w:r>
+        <w:rPr>
+          <w:highlight w:val="yellow"/>
           <w:lang w:val="en-AU"/>
         </w:rPr>
-      </w:pPr>
-      <w:r>
-        <w:rPr>
+        <w:t>hemorrhage</w:t>
+      </w:r>
+      <w:proofErr w:type="spellEnd"/>
+      <w:r>
+        <w:rPr>
+          <w:highlight w:val="yellow"/>
           <w:lang w:val="en-AU"/>
         </w:rPr>
+        <w:t xml:space="preserve"> (14.3% subjects [Treatment C] to 17.8% subjects [Treatment B]).</w:t>
+      </w:r>
+    </w:p>
+    <w:p>
+      <w:pPr>
+        <w:pStyle w:val="C-InstructionText"/>
+        <w:rPr>
+          <w:lang w:val="en-AU"/>
+        </w:rPr>
+      </w:pPr>
+      <w:r>
+        <w:rPr>
+          <w:lang w:val="en-AU"/>
+        </w:rPr>
         <w:t>Maximum intensity</w:t>
       </w:r>
     </w:p>
@@ -33978,13 +34600,29 @@
           <w:highlight w:val="yellow"/>
           <w:lang w:val="en-AU"/>
         </w:rPr>
-        <w:t>Across all treatment groups, the majority of subjects (83.5% [Treatment C] to 88.4% [Treatment B]) reported TEAEs with a maximum intensity of mild or moderate as rated by the investigator.</w:t>
-      </w:r>
+        <w:t xml:space="preserve">Across all treatment groups, </w:t>
+      </w:r>
+      <w:proofErr w:type="gramStart"/>
       <w:r>
         <w:rPr>
           <w:highlight w:val="yellow"/>
           <w:lang w:val="en-AU"/>
         </w:rPr>
+        <w:t>the majority of</w:t>
+      </w:r>
+      <w:proofErr w:type="gramEnd"/>
+      <w:r>
+        <w:rPr>
+          <w:highlight w:val="yellow"/>
+          <w:lang w:val="en-AU"/>
+        </w:rPr>
+        <w:t xml:space="preserve"> subjects (83.5% [Treatment C] to 88.4% [Treatment B]) reported TEAEs with a maximum intensity of mild or moderate as rated by the investigator.</w:t>
+      </w:r>
+      <w:r>
+        <w:rPr>
+          <w:highlight w:val="yellow"/>
+          <w:lang w:val="en-AU"/>
+        </w:rPr>
         <w:t xml:space="preserve"> </w:t>
       </w:r>
       <w:r>
@@ -33992,7 +34630,23 @@
           <w:highlight w:val="yellow"/>
           <w:lang w:val="en-AU"/>
         </w:rPr>
-        <w:t>Of the 995 Treatment A subjects who experienced at least 1 TEAE, 189 (16.5%) subjects reported TEAEs that were rated by the investigator as severe in intensity. In this treatment group, the TEAEs most often classified as severe in intensity were breast pain and vaginal hemorrhage experienced by 19 (1.7%) and 18 (1.6%) subjects, respectively.</w:t>
+        <w:t xml:space="preserve">Of the 995 Treatment A subjects who experienced at least 1 TEAE, 189 (16.5%) subjects reported TEAEs that were rated by the investigator as severe in intensity. In this treatment group, the TEAEs most often classified as severe in intensity were breast pain and vaginal </w:t>
+      </w:r>
+      <w:proofErr w:type="spellStart"/>
+      <w:r>
+        <w:rPr>
+          <w:highlight w:val="yellow"/>
+          <w:lang w:val="en-AU"/>
+        </w:rPr>
+        <w:t>hemorrhage</w:t>
+      </w:r>
+      <w:proofErr w:type="spellEnd"/>
+      <w:r>
+        <w:rPr>
+          <w:highlight w:val="yellow"/>
+          <w:lang w:val="en-AU"/>
+        </w:rPr>
+        <w:t xml:space="preserve"> experienced by 19 (1.7%) and 18 (1.6%) subjects, respectively.</w:t>
       </w:r>
       <w:r>
         <w:rPr>
@@ -36169,12 +36823,11 @@
       <w:pPr>
         <w:pStyle w:val="C-BodyText"/>
       </w:pPr>
-      <w:r>
-        <w:t xml:space="preserve">{{ </w:t>
-      </w:r>
-      <w:r>
-        <w:t>safety_p_rp_p</w:t>
-      </w:r>
+      <w:proofErr w:type="gramStart"/>
+      <w:r>
+        <w:t>{{ table</w:t>
+      </w:r>
+      <w:proofErr w:type="gramEnd"/>
       <w:r>
         <w:t xml:space="preserve"> }}</w:t>
       </w:r>
@@ -37683,7 +38336,21 @@
         <w:rPr>
           <w:highlight w:val="yellow"/>
         </w:rPr>
-        <w:t>The publications listed above are available upon request.</w:t>
+        <w:t xml:space="preserve">The publications listed above are available </w:t>
+      </w:r>
+      <w:proofErr w:type="gramStart"/>
+      <w:r>
+        <w:rPr>
+          <w:highlight w:val="yellow"/>
+        </w:rPr>
+        <w:t>upon</w:t>
+      </w:r>
+      <w:proofErr w:type="gramEnd"/>
+      <w:r>
+        <w:rPr>
+          <w:highlight w:val="yellow"/>
+        </w:rPr>
+        <w:t xml:space="preserve"> request.</w:t>
       </w:r>
     </w:p>
     <w:p>
@@ -47800,9 +48467,12 @@
 </file>
 
 <file path=customXml/item1.xml><?xml version="1.0" encoding="utf-8"?>
-<p:properties xmlns:p="http://schemas.microsoft.com/office/2006/metadata/properties" xmlns:xsi="http://www.w3.org/2001/XMLSchema-instance" xmlns:pc="http://schemas.microsoft.com/office/infopath/2007/PartnerControls">
-  <documentManagement/>
-</p:properties>
+<?mso-contentType ?>
+<FormTemplates xmlns="http://schemas.microsoft.com/sharepoint/v3/contenttype/forms">
+  <Display>DocumentLibraryForm</Display>
+  <Edit>DocumentLibraryForm</Edit>
+  <New>DocumentLibraryForm</New>
+</FormTemplates>
 </file>
 
 <file path=customXml/item2.xml><?xml version="1.0" encoding="utf-8"?>
@@ -48021,12 +48691,9 @@
 </file>
 
 <file path=customXml/item3.xml><?xml version="1.0" encoding="utf-8"?>
-<?mso-contentType ?>
-<FormTemplates xmlns="http://schemas.microsoft.com/sharepoint/v3/contenttype/forms">
-  <Display>DocumentLibraryForm</Display>
-  <Edit>DocumentLibraryForm</Edit>
-  <New>DocumentLibraryForm</New>
-</FormTemplates>
+<p:properties xmlns:p="http://schemas.microsoft.com/office/2006/metadata/properties" xmlns:xsi="http://www.w3.org/2001/XMLSchema-instance" xmlns:pc="http://schemas.microsoft.com/office/infopath/2007/PartnerControls">
+  <documentManagement/>
+</p:properties>
 </file>
 
 <file path=customXml/item4.xml><?xml version="1.0" encoding="utf-8"?>
@@ -48034,10 +48701,9 @@
 </file>
 
 <file path=customXml/itemProps1.xml><?xml version="1.0" encoding="utf-8"?>
-<ds:datastoreItem xmlns:ds="http://schemas.openxmlformats.org/officeDocument/2006/customXml" ds:itemID="{80BDBAA9-3891-49EB-89A8-3EA5F5026316}">
+<ds:datastoreItem xmlns:ds="http://schemas.openxmlformats.org/officeDocument/2006/customXml" ds:itemID="{0ACCD8EE-67E8-4FB3-A2E2-C1980DEB7929}">
   <ds:schemaRefs>
-    <ds:schemaRef ds:uri="http://schemas.microsoft.com/office/2006/metadata/properties"/>
-    <ds:schemaRef ds:uri="http://schemas.microsoft.com/office/infopath/2007/PartnerControls"/>
+    <ds:schemaRef ds:uri="http://schemas.microsoft.com/sharepoint/v3/contenttype/forms"/>
   </ds:schemaRefs>
 </ds:datastoreItem>
 </file>
@@ -48062,9 +48728,10 @@
 </file>
 
 <file path=customXml/itemProps3.xml><?xml version="1.0" encoding="utf-8"?>
-<ds:datastoreItem xmlns:ds="http://schemas.openxmlformats.org/officeDocument/2006/customXml" ds:itemID="{0ACCD8EE-67E8-4FB3-A2E2-C1980DEB7929}">
+<ds:datastoreItem xmlns:ds="http://schemas.openxmlformats.org/officeDocument/2006/customXml" ds:itemID="{80BDBAA9-3891-49EB-89A8-3EA5F5026316}">
   <ds:schemaRefs>
-    <ds:schemaRef ds:uri="http://schemas.microsoft.com/sharepoint/v3/contenttype/forms"/>
+    <ds:schemaRef ds:uri="http://schemas.microsoft.com/office/2006/metadata/properties"/>
+    <ds:schemaRef ds:uri="http://schemas.microsoft.com/office/infopath/2007/PartnerControls"/>
   </ds:schemaRefs>
 </ds:datastoreItem>
 </file>

--- a/app/CSR.docx
+++ b/app/CSR.docx
@@ -22772,7 +22772,7 @@
       </w:r>
       <w:proofErr w:type="spellStart"/>
       <w:r>
-        <w:t>study</w:t>
+        <w:t>Stdy</w:t>
       </w:r>
       <w:proofErr w:type="gramEnd"/>
       <w:r>
@@ -22843,11 +22843,6 @@
     </w:p>
     <w:p>
       <w:pPr>
-        <w:pStyle w:val="C-BodyText"/>
-      </w:pPr>
-    </w:p>
-    <w:p>
-      <w:pPr>
         <w:pStyle w:val="C-InstructionText"/>
         <w:rPr>
           <w:i/>
@@ -23001,34 +22996,52 @@
     </w:p>
     <w:p>
       <w:pPr>
-        <w:pStyle w:val="C-BodyText"/>
+        <w:pStyle w:val="C-InstructionText"/>
+        <w:ind w:firstLine="720"/>
+        <w:rPr>
+          <w:vanish w:val="0"/>
+          <w:color w:val="auto"/>
+          <w:szCs w:val="20"/>
+        </w:rPr>
       </w:pPr>
       <w:proofErr w:type="gramStart"/>
       <w:r>
-        <w:t>{</w:t>
-      </w:r>
-      <w:r>
-        <w:t xml:space="preserve">{ </w:t>
+        <w:rPr>
+          <w:vanish w:val="0"/>
+          <w:color w:val="auto"/>
+          <w:szCs w:val="20"/>
+        </w:rPr>
+        <w:t xml:space="preserve">{{ </w:t>
       </w:r>
       <w:proofErr w:type="spellStart"/>
       <w:r>
-        <w:t>O</w:t>
+        <w:rPr>
+          <w:vanish w:val="0"/>
+          <w:color w:val="auto"/>
+          <w:szCs w:val="20"/>
+        </w:rPr>
+        <w:t>Overall</w:t>
       </w:r>
       <w:proofErr w:type="gramEnd"/>
       <w:r>
-        <w:t>_study_</w:t>
-      </w:r>
-      <w:proofErr w:type="gramStart"/>
-      <w:r>
-        <w:t>design</w:t>
+        <w:rPr>
+          <w:vanish w:val="0"/>
+          <w:color w:val="auto"/>
+          <w:szCs w:val="20"/>
+        </w:rPr>
+        <w:t>_design_desc</w:t>
       </w:r>
       <w:proofErr w:type="spellEnd"/>
       <w:r>
-        <w:t xml:space="preserve"> }</w:t>
-      </w:r>
-      <w:proofErr w:type="gramEnd"/>
-      <w:r>
-        <w:t>}</w:t>
+        <w:rPr>
+          <w:vanish w:val="0"/>
+          <w:color w:val="auto"/>
+          <w:szCs w:val="20"/>
+        </w:rPr>
+        <w:t xml:space="preserve"> }}</w:t>
+      </w:r>
+      <w:r>
+        <w:t>To complete this section, as a minimum, a reference to the CSP should be provided.</w:t>
       </w:r>
     </w:p>
     <w:p>
@@ -23038,9 +23051,6 @@
           <w:i/>
         </w:rPr>
       </w:pPr>
-      <w:r>
-        <w:t>To complete this section, as a minimum, a reference to the CSP should be provided.</w:t>
-      </w:r>
     </w:p>
     <w:p>
       <w:pPr>
@@ -23296,33 +23306,19 @@
       <w:pPr>
         <w:pStyle w:val="C-BodyText"/>
       </w:pPr>
-      <w:proofErr w:type="gramStart"/>
-      <w:r>
-        <w:t>{</w:t>
-      </w:r>
-      <w:r>
-        <w:t xml:space="preserve">{ </w:t>
-      </w:r>
-      <w:proofErr w:type="spellStart"/>
-      <w:r>
-        <w:t>D</w:t>
-      </w:r>
-      <w:proofErr w:type="gramEnd"/>
-      <w:r>
-        <w:t>_study_</w:t>
-      </w:r>
-      <w:proofErr w:type="gramStart"/>
-      <w:r>
-        <w:t>design</w:t>
-      </w:r>
-      <w:proofErr w:type="spellEnd"/>
-      <w:r>
-        <w:t xml:space="preserve"> }</w:t>
-      </w:r>
-      <w:proofErr w:type="gramEnd"/>
-      <w:r>
-        <w:t>}</w:t>
-      </w:r>
+      <w:r>
+        <w:t>N/A</w:t>
+      </w:r>
+    </w:p>
+    <w:p>
+      <w:pPr>
+        <w:pStyle w:val="C-BodyText"/>
+      </w:pPr>
+    </w:p>
+    <w:p>
+      <w:pPr>
+        <w:pStyle w:val="C-BodyText"/>
+      </w:pPr>
     </w:p>
     <w:p>
       <w:pPr>
@@ -23491,12 +23487,73 @@
     </w:p>
     <w:p>
       <w:pPr>
-        <w:pStyle w:val="C-BodyText"/>
-      </w:pPr>
-    </w:p>
-    <w:p>
-      <w:pPr>
-        <w:pStyle w:val="C-InstructionText"/>
+        <w:pStyle w:val="C-InstructionText"/>
+      </w:pPr>
+      <w:r>
+        <w:t>The following standard text should be used:</w:t>
+      </w:r>
+    </w:p>
+    <w:p>
+      <w:pPr>
+        <w:pStyle w:val="C-NumberedList"/>
+        <w:numPr>
+          <w:ilvl w:val="0"/>
+          <w:numId w:val="0"/>
+        </w:numPr>
+        <w:ind w:left="360" w:hanging="360"/>
+      </w:pPr>
+      <w:bookmarkStart w:id="81" w:name="_Hlk220057782"/>
+      <w:r>
+        <w:t xml:space="preserve">      </w:t>
+      </w:r>
+      <w:proofErr w:type="gramStart"/>
+      <w:r>
+        <w:t xml:space="preserve">{{ </w:t>
+      </w:r>
+      <w:proofErr w:type="spellStart"/>
+      <w:r>
+        <w:t>Incl</w:t>
+      </w:r>
+      <w:proofErr w:type="gramEnd"/>
+      <w:r>
+        <w:t>_</w:t>
+      </w:r>
+      <w:proofErr w:type="gramStart"/>
+      <w:r>
+        <w:t>crit</w:t>
+      </w:r>
+      <w:proofErr w:type="spellEnd"/>
+      <w:r>
+        <w:t xml:space="preserve"> }</w:t>
+      </w:r>
+      <w:proofErr w:type="gramEnd"/>
+      <w:r>
+        <w:t>}</w:t>
+      </w:r>
+    </w:p>
+    <w:p>
+      <w:pPr>
+        <w:pStyle w:val="C-Heading3"/>
+      </w:pPr>
+      <w:bookmarkStart w:id="82" w:name="_Toc1639593"/>
+      <w:bookmarkStart w:id="83" w:name="_Toc124171995"/>
+      <w:bookmarkStart w:id="84" w:name="_Toc132176927"/>
+      <w:bookmarkStart w:id="85" w:name="_Toc132177094"/>
+      <w:bookmarkStart w:id="86" w:name="_Toc188472679"/>
+      <w:bookmarkEnd w:id="81"/>
+      <w:r>
+        <w:t>Exclusion Criteria</w:t>
+      </w:r>
+      <w:bookmarkEnd w:id="82"/>
+      <w:bookmarkEnd w:id="83"/>
+      <w:bookmarkEnd w:id="84"/>
+      <w:bookmarkEnd w:id="85"/>
+      <w:bookmarkEnd w:id="86"/>
+    </w:p>
+    <w:p>
+      <w:pPr>
+        <w:pStyle w:val="C-InstructionText"/>
+        <w:ind w:left="5040" w:firstLine="720"/>
       </w:pPr>
       <w:r>
         <w:t>The following standard text should be used:</w:t>
@@ -23511,17 +23568,13 @@
         </w:numPr>
         <w:ind w:left="360"/>
       </w:pPr>
-      <w:bookmarkStart w:id="81" w:name="_Hlk220057782"/>
       <w:proofErr w:type="gramStart"/>
       <w:r>
-        <w:t>{{</w:t>
-      </w:r>
-      <w:r>
-        <w:t xml:space="preserve"> </w:t>
+        <w:t xml:space="preserve">{{ </w:t>
       </w:r>
       <w:proofErr w:type="spellStart"/>
       <w:r>
-        <w:t>inclusion</w:t>
+        <w:t>Excl</w:t>
       </w:r>
       <w:proofErr w:type="gramEnd"/>
       <w:r>
@@ -23529,95 +23582,11 @@
       </w:r>
       <w:proofErr w:type="gramStart"/>
       <w:r>
-        <w:t>criter</w:t>
-      </w:r>
-      <w:r>
-        <w:t>ia</w:t>
+        <w:t>crit</w:t>
       </w:r>
       <w:proofErr w:type="spellEnd"/>
       <w:r>
-        <w:t xml:space="preserve"> </w:t>
-      </w:r>
-      <w:r>
-        <w:t>}</w:t>
-      </w:r>
-      <w:proofErr w:type="gramEnd"/>
-      <w:r>
-        <w:t>}</w:t>
-      </w:r>
-    </w:p>
-    <w:p>
-      <w:pPr>
-        <w:pStyle w:val="C-Heading3"/>
-      </w:pPr>
-      <w:bookmarkStart w:id="82" w:name="_Toc1639593"/>
-      <w:bookmarkStart w:id="83" w:name="_Toc124171995"/>
-      <w:bookmarkStart w:id="84" w:name="_Toc132176927"/>
-      <w:bookmarkStart w:id="85" w:name="_Toc132177094"/>
-      <w:bookmarkStart w:id="86" w:name="_Toc188472679"/>
-      <w:bookmarkEnd w:id="81"/>
-      <w:r>
-        <w:t>Exclusion Criteria</w:t>
-      </w:r>
-      <w:bookmarkEnd w:id="82"/>
-      <w:bookmarkEnd w:id="83"/>
-      <w:bookmarkEnd w:id="84"/>
-      <w:bookmarkEnd w:id="85"/>
-      <w:bookmarkEnd w:id="86"/>
-    </w:p>
-    <w:p>
-      <w:pPr>
-        <w:pStyle w:val="C-BodyText"/>
-      </w:pPr>
-    </w:p>
-    <w:p>
-      <w:pPr>
-        <w:pStyle w:val="C-InstructionText"/>
-      </w:pPr>
-      <w:r>
-        <w:t>The following standard text should be used:</w:t>
-      </w:r>
-    </w:p>
-    <w:p>
-      <w:pPr>
-        <w:pStyle w:val="C-NumberedList"/>
-        <w:numPr>
-          <w:ilvl w:val="0"/>
-          <w:numId w:val="0"/>
-        </w:numPr>
-        <w:ind w:left="360"/>
-      </w:pPr>
-      <w:proofErr w:type="gramStart"/>
-      <w:r>
-        <w:t>{{</w:t>
-      </w:r>
-      <w:r>
-        <w:t xml:space="preserve"> </w:t>
-      </w:r>
-      <w:proofErr w:type="spellStart"/>
-      <w:r>
-        <w:t>ex</w:t>
-      </w:r>
-      <w:r>
-        <w:t>clusion</w:t>
-      </w:r>
-      <w:proofErr w:type="gramEnd"/>
-      <w:r>
-        <w:t>_</w:t>
-      </w:r>
-      <w:proofErr w:type="gramStart"/>
-      <w:r>
-        <w:t>criteri</w:t>
-      </w:r>
-      <w:r>
-        <w:t>a</w:t>
-      </w:r>
-      <w:proofErr w:type="spellEnd"/>
-      <w:r>
-        <w:t xml:space="preserve"> </w:t>
-      </w:r>
-      <w:r>
-        <w:t>}</w:t>
+        <w:t xml:space="preserve"> }</w:t>
       </w:r>
       <w:proofErr w:type="gramEnd"/>
       <w:r>
@@ -23655,27 +23624,21 @@
       <w:pPr>
         <w:pStyle w:val="C-BodyText"/>
       </w:pPr>
-      <w:r>
-        <w:t xml:space="preserve">       </w:t>
-      </w:r>
       <w:proofErr w:type="gramStart"/>
       <w:r>
-        <w:t>{</w:t>
-      </w:r>
-      <w:r>
-        <w:t xml:space="preserve">{ </w:t>
+        <w:t xml:space="preserve">{{ </w:t>
       </w:r>
       <w:proofErr w:type="spellStart"/>
       <w:r>
-        <w:t>subject</w:t>
+        <w:t>Subj</w:t>
       </w:r>
       <w:proofErr w:type="gramEnd"/>
       <w:r>
-        <w:t>_withdrawal_</w:t>
+        <w:t>_withdraw_</w:t>
       </w:r>
       <w:proofErr w:type="gramStart"/>
       <w:r>
-        <w:t>criteria</w:t>
+        <w:t>crit</w:t>
       </w:r>
       <w:proofErr w:type="spellEnd"/>
       <w:r>
@@ -23850,6 +23813,35 @@
       <w:pPr>
         <w:pStyle w:val="C-BodyText"/>
       </w:pPr>
+      <w:proofErr w:type="gramStart"/>
+      <w:r>
+        <w:t xml:space="preserve">{{ </w:t>
+      </w:r>
+      <w:proofErr w:type="spellStart"/>
+      <w:r>
+        <w:t>Trt</w:t>
+      </w:r>
+      <w:proofErr w:type="gramEnd"/>
+      <w:r>
+        <w:t>_</w:t>
+      </w:r>
+      <w:proofErr w:type="gramStart"/>
+      <w:r>
+        <w:t>admin</w:t>
+      </w:r>
+      <w:proofErr w:type="spellEnd"/>
+      <w:r>
+        <w:t xml:space="preserve"> }</w:t>
+      </w:r>
+      <w:proofErr w:type="gramEnd"/>
+      <w:r>
+        <w:t>}</w:t>
+      </w:r>
+    </w:p>
+    <w:p>
+      <w:pPr>
+        <w:pStyle w:val="C-BodyText"/>
+      </w:pPr>
     </w:p>
     <w:p>
       <w:pPr>
@@ -24021,11 +24013,6 @@
     </w:p>
     <w:p>
       <w:pPr>
-        <w:pStyle w:val="C-BodyText"/>
-      </w:pPr>
-    </w:p>
-    <w:p>
-      <w:pPr>
         <w:pStyle w:val="C-InstructionText"/>
       </w:pPr>
       <w:r>
@@ -24171,68 +24158,30 @@
     <w:p>
       <w:pPr>
         <w:pStyle w:val="C-BodyText"/>
-        <w:rPr>
-          <w:highlight w:val="yellow"/>
-        </w:rPr>
-      </w:pPr>
-      <w:r>
-        <w:rPr>
-          <w:highlight w:val="yellow"/>
-        </w:rPr>
-        <w:t>All study drugs were labeled according to the requirements of local law and legislation. Label text was approved according to the sponsor’s procedures, and a copy of the labels was made available to the study site upon request.</w:t>
-      </w:r>
-    </w:p>
-    <w:p>
-      <w:pPr>
-        <w:pStyle w:val="C-BodyText"/>
-        <w:rPr>
-          <w:highlight w:val="yellow"/>
-        </w:rPr>
-      </w:pPr>
-      <w:r>
-        <w:rPr>
-          <w:highlight w:val="yellow"/>
-        </w:rPr>
-        <w:t xml:space="preserve">For all study drugs, a system of numbering in accordance with all requirements of Good Manufacturing Practice (GMP) was used, ensuring that each dose of study drug can be traced back to the respective bulk lot of the ingredients. Lists linking all numbering levels are maintained by the sponsor’s clinical supplies quality assurance (QA) group. </w:t>
-      </w:r>
-    </w:p>
-    <w:p>
-      <w:pPr>
-        <w:pStyle w:val="C-BodyText"/>
-      </w:pPr>
-      <w:r>
-        <w:rPr>
-          <w:highlight w:val="yellow"/>
-        </w:rPr>
-        <w:lastRenderedPageBreak/>
-        <w:t xml:space="preserve">Batch numbers used for the study are presented by subjects in </w:t>
-      </w:r>
-      <w:r>
-        <w:rPr>
-          <w:highlight w:val="yellow"/>
-        </w:rPr>
-        <w:t>Section</w:t>
-      </w:r>
-      <w:r>
-        <w:rPr>
-          <w:highlight w:val="yellow"/>
-        </w:rPr>
-        <w:t xml:space="preserve"> 16.1.</w:t>
-      </w:r>
-      <w:r>
-        <w:rPr>
-          <w:highlight w:val="yellow"/>
-        </w:rPr>
-        <w:t>6</w:t>
-      </w:r>
-      <w:r>
-        <w:rPr>
-          <w:highlight w:val="yellow"/>
-        </w:rPr>
-        <w:t>.</w:t>
-      </w:r>
-      <w:r>
-        <w:t xml:space="preserve"> </w:t>
+      </w:pPr>
+      <w:proofErr w:type="gramStart"/>
+      <w:r>
+        <w:t xml:space="preserve">{{ </w:t>
+      </w:r>
+      <w:proofErr w:type="spellStart"/>
+      <w:r>
+        <w:t>IP</w:t>
+      </w:r>
+      <w:proofErr w:type="gramEnd"/>
+      <w:r>
+        <w:t>_</w:t>
+      </w:r>
+      <w:proofErr w:type="gramStart"/>
+      <w:r>
+        <w:t>identity</w:t>
+      </w:r>
+      <w:proofErr w:type="spellEnd"/>
+      <w:r>
+        <w:t xml:space="preserve"> }</w:t>
+      </w:r>
+      <w:proofErr w:type="gramEnd"/>
+      <w:r>
+        <w:t>}</w:t>
       </w:r>
     </w:p>
     <w:p>
@@ -24454,6 +24403,7 @@
       </w:pPr>
       <w:bookmarkStart w:id="112" w:name="_Toc188472685"/>
       <w:r>
+        <w:lastRenderedPageBreak/>
         <w:t>Selection of Doses in the Study</w:t>
       </w:r>
       <w:bookmarkEnd w:id="112"/>
@@ -24461,7 +24411,32 @@
     <w:p>
       <w:pPr>
         <w:pStyle w:val="C-BodyText"/>
-      </w:pPr>
+        <w:ind w:firstLine="720"/>
+      </w:pPr>
+      <w:proofErr w:type="gramStart"/>
+      <w:r>
+        <w:t xml:space="preserve">{{ </w:t>
+      </w:r>
+      <w:proofErr w:type="spellStart"/>
+      <w:r>
+        <w:t>Dose</w:t>
+      </w:r>
+      <w:proofErr w:type="gramEnd"/>
+      <w:r>
+        <w:t>_</w:t>
+      </w:r>
+      <w:proofErr w:type="gramStart"/>
+      <w:r>
+        <w:t>selection</w:t>
+      </w:r>
+      <w:proofErr w:type="spellEnd"/>
+      <w:r>
+        <w:t xml:space="preserve"> }</w:t>
+      </w:r>
+      <w:proofErr w:type="gramEnd"/>
+      <w:r>
+        <w:t>}</w:t>
+      </w:r>
     </w:p>
     <w:p>
       <w:pPr>
@@ -24502,7 +24477,32 @@
     <w:p>
       <w:pPr>
         <w:pStyle w:val="C-BodyText"/>
-      </w:pPr>
+        <w:ind w:firstLine="720"/>
+      </w:pPr>
+      <w:proofErr w:type="gramStart"/>
+      <w:r>
+        <w:t xml:space="preserve">{{ </w:t>
+      </w:r>
+      <w:proofErr w:type="spellStart"/>
+      <w:r>
+        <w:t>Dose</w:t>
+      </w:r>
+      <w:proofErr w:type="gramEnd"/>
+      <w:r>
+        <w:t>_timing_</w:t>
+      </w:r>
+      <w:proofErr w:type="gramStart"/>
+      <w:r>
+        <w:t>pt</w:t>
+      </w:r>
+      <w:proofErr w:type="spellEnd"/>
+      <w:r>
+        <w:t xml:space="preserve"> }</w:t>
+      </w:r>
+      <w:proofErr w:type="gramEnd"/>
+      <w:r>
+        <w:t>}</w:t>
+      </w:r>
     </w:p>
     <w:p>
       <w:pPr>
@@ -24885,7 +24885,32 @@
     <w:p>
       <w:pPr>
         <w:pStyle w:val="C-BodyText"/>
-      </w:pPr>
+        <w:ind w:left="720"/>
+      </w:pPr>
+      <w:proofErr w:type="gramStart"/>
+      <w:r>
+        <w:t xml:space="preserve">{{ </w:t>
+      </w:r>
+      <w:proofErr w:type="spellStart"/>
+      <w:r>
+        <w:t>Trt</w:t>
+      </w:r>
+      <w:proofErr w:type="gramEnd"/>
+      <w:r>
+        <w:t>_</w:t>
+      </w:r>
+      <w:proofErr w:type="gramStart"/>
+      <w:r>
+        <w:t>compliance</w:t>
+      </w:r>
+      <w:proofErr w:type="spellEnd"/>
+      <w:r>
+        <w:t xml:space="preserve"> }</w:t>
+      </w:r>
+      <w:proofErr w:type="gramEnd"/>
+      <w:r>
+        <w:t>}</w:t>
+      </w:r>
     </w:p>
     <w:p>
       <w:pPr>
@@ -24959,7 +24984,32 @@
     <w:p>
       <w:pPr>
         <w:pStyle w:val="C-BodyText"/>
-      </w:pPr>
+        <w:ind w:left="720"/>
+      </w:pPr>
+      <w:proofErr w:type="gramStart"/>
+      <w:r>
+        <w:t xml:space="preserve">{{ </w:t>
+      </w:r>
+      <w:proofErr w:type="spellStart"/>
+      <w:r>
+        <w:t>Prior</w:t>
+      </w:r>
+      <w:proofErr w:type="gramEnd"/>
+      <w:r>
+        <w:t>_concom_</w:t>
+      </w:r>
+      <w:proofErr w:type="gramStart"/>
+      <w:r>
+        <w:t>trt</w:t>
+      </w:r>
+      <w:proofErr w:type="spellEnd"/>
+      <w:r>
+        <w:t xml:space="preserve"> }</w:t>
+      </w:r>
+      <w:proofErr w:type="gramEnd"/>
+      <w:r>
+        <w:t>}</w:t>
+      </w:r>
     </w:p>
     <w:p>
       <w:pPr>
@@ -25276,78 +25326,78 @@
         <w:pStyle w:val="C-InstructionText"/>
       </w:pPr>
       <w:r>
+        <w:t>To complete this section, as a minimum, a reference to the CSP should be provided.</w:t>
+      </w:r>
+    </w:p>
+    <w:p>
+      <w:pPr>
+        <w:pStyle w:val="C-Heading5non-numbered"/>
+      </w:pPr>
+      <w:r>
+        <w:t>Efficacy Variables</w:t>
+      </w:r>
+    </w:p>
+    <w:p>
+      <w:pPr>
+        <w:pStyle w:val="C-BodyText"/>
+      </w:pPr>
+    </w:p>
+    <w:p>
+      <w:pPr>
+        <w:pStyle w:val="C-InstructionText"/>
+      </w:pPr>
+      <w:r>
+        <w:t>All efficacy variable(s) are to be described, using appropriate headings (eg, “Primary efficacy variable(s)”, “Secondary efficacy variable(s)”, Exploratory/other variable(s).” The Exploratory/other variables may include Quality of Life variable(s), if any in a particular study.</w:t>
+      </w:r>
+      <w:r>
+        <w:t xml:space="preserve"> </w:t>
+      </w:r>
+      <w:r>
+        <w:t xml:space="preserve">The methods for collection and evaluation of these data can be described here or in </w:t>
+      </w:r>
+      <w:r>
+        <w:t>Section 9.5.11</w:t>
+      </w:r>
+      <w:r>
+        <w:t>.</w:t>
+      </w:r>
+    </w:p>
+    <w:p>
+      <w:pPr>
+        <w:pStyle w:val="C-InstructionText"/>
+      </w:pPr>
+      <w:r>
+        <w:t>The actual structure of this section will depend on the CSP and SAP.</w:t>
+      </w:r>
+      <w:r>
+        <w:t xml:space="preserve"> </w:t>
+      </w:r>
+      <w:r>
+        <w:t>If a primary efficacy variable was defined for this study, the heading “Primary efficacy variable(s)” must be used in this section.</w:t>
+      </w:r>
+    </w:p>
+    <w:p>
+      <w:pPr>
+        <w:pStyle w:val="C-Heading5non-numbered"/>
+      </w:pPr>
+      <w:r>
+        <w:t>Clinical Pharmacology</w:t>
+      </w:r>
+      <w:r>
+        <w:t xml:space="preserve"> Variables</w:t>
+      </w:r>
+    </w:p>
+    <w:p>
+      <w:pPr>
+        <w:pStyle w:val="C-BodyText"/>
+      </w:pPr>
+    </w:p>
+    <w:p>
+      <w:pPr>
+        <w:pStyle w:val="C-InstructionText"/>
+      </w:pPr>
+      <w:r>
         <w:lastRenderedPageBreak/>
-        <w:t>To complete this section, as a minimum, a reference to the CSP should be provided.</w:t>
-      </w:r>
-    </w:p>
-    <w:p>
-      <w:pPr>
-        <w:pStyle w:val="C-Heading5non-numbered"/>
-      </w:pPr>
-      <w:r>
-        <w:t>Efficacy Variables</w:t>
-      </w:r>
-    </w:p>
-    <w:p>
-      <w:pPr>
-        <w:pStyle w:val="C-BodyText"/>
-      </w:pPr>
-    </w:p>
-    <w:p>
-      <w:pPr>
-        <w:pStyle w:val="C-InstructionText"/>
-      </w:pPr>
-      <w:r>
-        <w:t>All efficacy variable(s) are to be described, using appropriate headings (eg, “Primary efficacy variable(s)”, “Secondary efficacy variable(s)”, Exploratory/other variable(s).” The Exploratory/other variables may include Quality of Life variable(s), if any in a particular study.</w:t>
-      </w:r>
-      <w:r>
-        <w:t xml:space="preserve"> </w:t>
-      </w:r>
-      <w:r>
-        <w:t xml:space="preserve">The methods for collection and evaluation of these data can be described here or in </w:t>
-      </w:r>
-      <w:r>
-        <w:t>Section 9.5.11</w:t>
-      </w:r>
-      <w:r>
-        <w:t>.</w:t>
-      </w:r>
-    </w:p>
-    <w:p>
-      <w:pPr>
-        <w:pStyle w:val="C-InstructionText"/>
-      </w:pPr>
-      <w:r>
-        <w:t>The actual structure of this section will depend on the CSP and SAP.</w:t>
-      </w:r>
-      <w:r>
-        <w:t xml:space="preserve"> </w:t>
-      </w:r>
-      <w:r>
-        <w:t>If a primary efficacy variable was defined for this study, the heading “Primary efficacy variable(s)” must be used in this section.</w:t>
-      </w:r>
-    </w:p>
-    <w:p>
-      <w:pPr>
-        <w:pStyle w:val="C-Heading5non-numbered"/>
-      </w:pPr>
-      <w:r>
-        <w:t>Clinical Pharmacology</w:t>
-      </w:r>
-      <w:r>
-        <w:t xml:space="preserve"> Variables</w:t>
-      </w:r>
-    </w:p>
-    <w:p>
-      <w:pPr>
-        <w:pStyle w:val="C-BodyText"/>
-      </w:pPr>
-    </w:p>
-    <w:p>
-      <w:pPr>
-        <w:pStyle w:val="C-InstructionText"/>
-      </w:pPr>
-      <w:r>
         <w:t>All pharmacokinetic and pharmacodynamic variable(s) are to be described, using appropriate subheadings (eg, primary pharmacokinetic variable, secondary pharmacokinetic variable); descriptions of how they were measured should be given as appropriate.</w:t>
       </w:r>
       <w:r>
@@ -25576,6 +25626,94 @@
     <w:p>
       <w:pPr>
         <w:pStyle w:val="C-InstructionText"/>
+        <w:rPr>
+          <w:vanish w:val="0"/>
+          <w:color w:val="auto"/>
+          <w:szCs w:val="20"/>
+        </w:rPr>
+      </w:pPr>
+      <w:proofErr w:type="gramStart"/>
+      <w:r>
+        <w:rPr>
+          <w:vanish w:val="0"/>
+          <w:color w:val="auto"/>
+          <w:szCs w:val="20"/>
+        </w:rPr>
+        <w:t>{</w:t>
+      </w:r>
+      <w:r>
+        <w:rPr>
+          <w:vanish w:val="0"/>
+          <w:color w:val="auto"/>
+          <w:szCs w:val="20"/>
+        </w:rPr>
+        <w:t>{</w:t>
+      </w:r>
+      <w:r>
+        <w:rPr>
+          <w:vanish w:val="0"/>
+          <w:color w:val="auto"/>
+          <w:szCs w:val="20"/>
+        </w:rPr>
+        <w:t xml:space="preserve"> </w:t>
+      </w:r>
+      <w:proofErr w:type="spellStart"/>
+      <w:r>
+        <w:rPr>
+          <w:vanish w:val="0"/>
+          <w:color w:val="auto"/>
+          <w:szCs w:val="20"/>
+        </w:rPr>
+        <w:t>Data</w:t>
+      </w:r>
+      <w:proofErr w:type="gramEnd"/>
+      <w:r>
+        <w:rPr>
+          <w:vanish w:val="0"/>
+          <w:color w:val="auto"/>
+          <w:szCs w:val="20"/>
+        </w:rPr>
+        <w:t>_</w:t>
+      </w:r>
+      <w:proofErr w:type="gramStart"/>
+      <w:r>
+        <w:rPr>
+          <w:vanish w:val="0"/>
+          <w:color w:val="auto"/>
+          <w:szCs w:val="20"/>
+        </w:rPr>
+        <w:t>QA</w:t>
+      </w:r>
+      <w:proofErr w:type="spellEnd"/>
+      <w:r>
+        <w:rPr>
+          <w:vanish w:val="0"/>
+          <w:color w:val="auto"/>
+          <w:szCs w:val="20"/>
+        </w:rPr>
+        <w:t xml:space="preserve"> </w:t>
+      </w:r>
+      <w:r>
+        <w:rPr>
+          <w:vanish w:val="0"/>
+          <w:color w:val="auto"/>
+          <w:szCs w:val="20"/>
+        </w:rPr>
+        <w:t>}</w:t>
+      </w:r>
+      <w:proofErr w:type="gramEnd"/>
+      <w:r>
+        <w:rPr>
+          <w:vanish w:val="0"/>
+          <w:color w:val="auto"/>
+          <w:szCs w:val="20"/>
+        </w:rPr>
+        <w:t>}</w:t>
+      </w:r>
+    </w:p>
+    <w:p>
+      <w:pPr>
+        <w:pStyle w:val="C-InstructionText"/>
       </w:pPr>
       <w:r>
         <w:t>To complete this section, as a minimum, a reference to the CSP should be provided.</w:t>
@@ -26320,10 +26458,52 @@
     </w:p>
     <w:p>
       <w:pPr>
-        <w:pStyle w:val="C-InstructionText"/>
-      </w:pPr>
-      <w:r>
-        <w:lastRenderedPageBreak/>
+        <w:pStyle w:val="C-BodyText"/>
+      </w:pPr>
+      <w:proofErr w:type="gramStart"/>
+      <w:r>
+        <w:t>{</w:t>
+      </w:r>
+      <w:r>
+        <w:t>{</w:t>
+      </w:r>
+      <w:r>
+        <w:t xml:space="preserve"> </w:t>
+      </w:r>
+      <w:proofErr w:type="spellStart"/>
+      <w:r>
+        <w:t>Primary</w:t>
+      </w:r>
+      <w:proofErr w:type="gramEnd"/>
+      <w:r>
+        <w:t>_eff_</w:t>
+      </w:r>
+      <w:proofErr w:type="gramStart"/>
+      <w:r>
+        <w:t>vars</w:t>
+      </w:r>
+      <w:proofErr w:type="spellEnd"/>
+      <w:r>
+        <w:t xml:space="preserve"> </w:t>
+      </w:r>
+      <w:r>
+        <w:t>}</w:t>
+      </w:r>
+      <w:proofErr w:type="gramEnd"/>
+      <w:r>
+        <w:t>}</w:t>
+      </w:r>
+    </w:p>
+    <w:p>
+      <w:pPr>
+        <w:pStyle w:val="C-BodyText"/>
+      </w:pPr>
+    </w:p>
+    <w:p>
+      <w:pPr>
+        <w:pStyle w:val="C-InstructionText"/>
+      </w:pPr>
+      <w:r>
         <w:t>To complete this section, as a minimum, a reference to the CSP should be provided.</w:t>
       </w:r>
     </w:p>
@@ -26375,6 +26555,7 @@
         <w:pStyle w:val="C-InstructionText"/>
       </w:pPr>
       <w:r>
+        <w:lastRenderedPageBreak/>
         <w:t>To complete this section, as a minimum, a reference to the CSP should be provided.</w:t>
       </w:r>
     </w:p>
@@ -26476,49 +26657,26 @@
     </w:p>
     <w:p>
       <w:pPr>
-        <w:pStyle w:val="C-BodyText"/>
-      </w:pPr>
-      <w:r>
-        <w:rPr>
-          <w:highlight w:val="yellow"/>
-        </w:rPr>
-        <w:t>Avoid names of tools/systems used (per EMA Policy 0070, specific systems will be redacted if mentioned).</w:t>
-      </w:r>
-      <w:r>
+        <w:pStyle w:val="C-InstructionText"/>
+        <w:rPr>
+          <w:vanish w:val="0"/>
+          <w:color w:val="auto"/>
+          <w:szCs w:val="20"/>
+        </w:rPr>
+      </w:pPr>
+    </w:p>
+    <w:p>
+      <w:pPr>
+        <w:pStyle w:val="C-InstructionText"/>
+      </w:pPr>
+      <w:r>
+        <w:rPr>
+          <w:vanish w:val="0"/>
+          <w:color w:val="auto"/>
+          <w:szCs w:val="20"/>
+        </w:rPr>
         <w:t xml:space="preserve"> </w:t>
       </w:r>
-    </w:p>
-    <w:p>
-      <w:pPr>
-        <w:pStyle w:val="C-InstructionText"/>
-      </w:pPr>
-      <w:r>
-        <w:t xml:space="preserve">If an internal audit or an external inspection was performed (eg, investigational site, CSP, CSR), this should be described here. </w:t>
-      </w:r>
-    </w:p>
-    <w:p>
-      <w:pPr>
-        <w:pStyle w:val="C-InstructionText"/>
-      </w:pPr>
-      <w:r>
-        <w:t>For audits, the following standard text is to be used:</w:t>
-      </w:r>
-    </w:p>
-    <w:p>
-      <w:pPr>
-        <w:pStyle w:val="C-BodyText"/>
-      </w:pPr>
-      <w:r>
-        <w:rPr>
-          <w:highlight w:val="yellow"/>
-        </w:rPr>
-        <w:t>Audits were performed in accordance with the study audit plan and the sponsor’s SOPs. A copy of the audit certificate can be found in Section 16.1.8.</w:t>
-      </w:r>
-    </w:p>
-    <w:p>
-      <w:pPr>
-        <w:pStyle w:val="C-InstructionText"/>
-      </w:pPr>
       <w:r>
         <w:t xml:space="preserve">If no audit was performed, state “Not applicable.” </w:t>
       </w:r>
@@ -27199,7 +27357,6 @@
         <w:pStyle w:val="C-InstructionText"/>
       </w:pPr>
       <w:r>
-        <w:lastRenderedPageBreak/>
         <w:t>To complete this section, as a minimum, a reference to the CSP should be provided.</w:t>
       </w:r>
     </w:p>
@@ -27310,6 +27467,7 @@
         <w:pStyle w:val="C-InstructionText"/>
       </w:pPr>
       <w:r>
+        <w:lastRenderedPageBreak/>
         <w:t>Note:</w:t>
       </w:r>
       <w:r>
@@ -28035,10 +28193,10 @@
             <v:path o:extrusionok="f" gradientshapeok="t" o:connecttype="rect"/>
             <o:lock v:ext="edit" aspectratio="t"/>
           </v:shapetype>
-          <v:shape id="_x0000_i1025" type="#_x0000_t75" style="width:490pt;height:490.5pt" o:ole="" fillcolor="window">
+          <v:shape id="_x0000_i1025" type="#_x0000_t75" style="width:490.2pt;height:489.6pt" o:ole="" fillcolor="window">
             <v:imagedata r:id="rId24" o:title="" croptop="-442f" cropbottom="18132f" cropright="19895f"/>
           </v:shape>
-          <o:OLEObject Type="Embed" ProgID="Visio.Drawing.11" ShapeID="_x0000_i1025" DrawAspect="Content" ObjectID="_1832939279" r:id="rId25"/>
+          <o:OLEObject Type="Embed" ProgID="Visio.Drawing.11" ShapeID="_x0000_i1025" DrawAspect="Content" ObjectID="_1835176123" r:id="rId25"/>
         </w:object>
       </w:r>
     </w:p>
@@ -46736,6 +46894,7 @@
   <w:style w:type="character" w:default="1" w:styleId="DefaultParagraphFont">
     <w:name w:val="Default Paragraph Font"/>
     <w:uiPriority w:val="1"/>
+    <w:semiHidden/>
     <w:unhideWhenUsed/>
   </w:style>
   <w:style w:type="table" w:default="1" w:styleId="TableNormal">
